--- a/az/discovery-articles/1.7 Kompas.docx
+++ b/az/discovery-articles/1.7 Kompas.docx
@@ -4,496 +4,327 @@
   <w:body>
     <w:p>
       <w:pPr>
-        <w:keepNext/>
-        <w:spacing w:before="280" w:after="120"/>
+        <w:pStyle w:val="Title"/>
+        <w:widowControl/>
       </w:pPr>
       <w:r>
-        <w:rPr>
-          <w:rFonts w:ascii="Calibri" w:hAnsi="Calibri" w:eastAsia="Calibri"/>
-          <w:b/>
-          <w:i w:val="0"/>
-          <w:color w:val="004E8C"/>
-          <w:sz w:val="44"/>
-        </w:rPr>
         <w:t>1.7 Kompas</w:t>
       </w:r>
     </w:p>
     <w:p>
       <w:pPr>
-        <w:spacing w:after="80"/>
+        <w:keepNext/>
+        <w:widowControl/>
       </w:pPr>
       <w:r>
         <w:rPr>
-          <w:rFonts w:ascii="Calibri" w:hAnsi="Calibri" w:eastAsia="Calibri"/>
-          <w:b w:val="0"/>
-          <w:i/>
-          <w:color w:val="505050"/>
-          <w:sz w:val="22"/>
+          <w:sz w:val="20"/>
         </w:rPr>
-        <w:t>1. Sivilizasiyanın təməlləri</w:t>
-      </w:r>
-    </w:p>
-    <w:p>
-      <w:pPr>
-        <w:spacing w:after="200"/>
-      </w:pPr>
-      <w:r>
-        <w:rPr>
-          <w:rFonts w:ascii="Calibri" w:hAnsi="Calibri" w:eastAsia="Calibri"/>
-          <w:b w:val="0"/>
-          <w:i/>
-          <w:sz w:val="22"/>
-        </w:rPr>
-        <w:t>Dövr: e.ə. təxminən 200-cü il (Çində maqnit daşından hazırlanmış ilkin kompas); eramızın təxminən 1100-cü ili (Çində, daha sonra Avropada naviqasiya məqsədilə istifadə) | Əsas mərkəzlər: Han və Sun sülalələri dövrünün Çini; sonrakı İslam və Avropa dənizçiləri</w:t>
-      </w:r>
-    </w:p>
-    <w:p>
-      <w:pPr>
-        <w:spacing w:after="160" w:line="276" w:lineRule="auto"/>
-      </w:pPr>
-      <w:r>
-        <w:rPr>
-          <w:rFonts w:ascii="Calibri" w:hAnsi="Calibri" w:eastAsia="Calibri"/>
-          <w:b w:val="0"/>
-          <w:i w:val="0"/>
-          <w:sz w:val="22"/>
-        </w:rPr>
-        <w:t>Maqnit kompası Yerin maqnit sahəsinə uyğun istiqamətlənərək səmtləri göstərən iynədir. Çində yaranan bu cihaz sonralar açıq dəniz səfərlərinin etibarlı bələdçisinə çevrildi.</w:t>
+        <w:t>1 Sivilizasiyanın təməlləri</w:t>
       </w:r>
     </w:p>
     <w:p>
       <w:pPr>
         <w:keepNext/>
-        <w:spacing w:before="240" w:after="120"/>
+        <w:widowControl/>
       </w:pPr>
       <w:r>
         <w:rPr>
-          <w:rFonts w:ascii="Calibri" w:hAnsi="Calibri" w:eastAsia="Calibri"/>
-          <w:b/>
-          <w:i w:val="0"/>
-          <w:color w:val="004E8C"/>
-          <w:sz w:val="28"/>
+          <w:sz w:val="20"/>
         </w:rPr>
-        <w:t>Əsas faktlar</w:t>
+        <w:t>Dövr: təxminən e.ə. 200-cü il (Çində maqnit daşlı ilk kompaslar); təxminən eramızın 1100-cü ili (Çində, daha sonra Avropada naviqasiyada istifadə) | Əsas iştirakçılar: Han və Sun dövrlərinin Çin ustaları; sonralar İslam dünyasının və Avropanın dənizçiləri</w:t>
+      </w:r>
+    </w:p>
+    <w:p>
+      <w:pPr>
+        <w:widowControl/>
+      </w:pPr>
+      <w:r>
+        <w:t>Maqnit kompasının əqrəbi Yerin maqnit sahəsi boyunca yönələrək istiqaməti göstərir. Çində yaranan bu alət sonralar açıq dəniz səfərlərinin bələdçisinə çevrildi.</w:t>
+      </w:r>
+    </w:p>
+    <w:p>
+      <w:pPr>
+        <w:pStyle w:val="Heading1"/>
+        <w:widowControl/>
+      </w:pPr>
+      <w:r>
+        <w:t>Əsas məlumatlar</w:t>
       </w:r>
     </w:p>
     <w:p>
       <w:pPr>
         <w:pStyle w:val="ListBullet"/>
+        <w:widowControl/>
       </w:pPr>
       <w:r>
-        <w:rPr>
-          <w:rFonts w:ascii="Calibri" w:hAnsi="Calibri" w:eastAsia="Calibri"/>
-          <w:b w:val="0"/>
-          <w:i w:val="0"/>
-          <w:sz w:val="22"/>
-        </w:rPr>
-        <w:t>Təbii maqnitlənmiş dəmir filizi olan maqnit daşı qədim Çində məlum idi</w:t>
+        <w:t>Təbii maqnit xassəli dəmir filizi olan maqnit daşı qədim Çində məlum idi.</w:t>
       </w:r>
     </w:p>
     <w:p>
       <w:pPr>
         <w:pStyle w:val="ListBullet"/>
+        <w:widowControl/>
       </w:pPr>
       <w:r>
-        <w:rPr>
-          <w:rFonts w:ascii="Calibri" w:hAnsi="Calibri" w:eastAsia="Calibri"/>
-          <w:b w:val="0"/>
-          <w:i w:val="0"/>
-          <w:sz w:val="22"/>
-        </w:rPr>
-        <w:t>Orta əsrlərdə Çində istiqaməti müəyyənləşdirmək üçün maqnitdən istifadə edilirdi</w:t>
+        <w:t>Orta əsrlərdə Çində artıq maqnitlə istiqamət müəyyənləşdirilirdi.</w:t>
       </w:r>
     </w:p>
     <w:p>
       <w:pPr>
         <w:pStyle w:val="ListBullet"/>
+        <w:widowControl/>
       </w:pPr>
       <w:r>
-        <w:rPr>
-          <w:rFonts w:ascii="Calibri" w:hAnsi="Calibri" w:eastAsia="Calibri"/>
-          <w:b w:val="0"/>
-          <w:i w:val="0"/>
-          <w:sz w:val="22"/>
-        </w:rPr>
-        <w:t>Sun sülaləsi dövrünə aid mənbələrdə naviqasiya üçün kompasların işlədilməsi təsvir olunur</w:t>
+        <w:t>Sun dövrünün mənbələrində naviqasiya kompasları təsvir olunur.</w:t>
       </w:r>
     </w:p>
     <w:p>
       <w:pPr>
         <w:pStyle w:val="ListBullet"/>
+        <w:widowControl/>
       </w:pPr>
       <w:r>
-        <w:rPr>
-          <w:rFonts w:ascii="Calibri" w:hAnsi="Calibri" w:eastAsia="Calibri"/>
-          <w:b w:val="0"/>
-          <w:i w:val="0"/>
-          <w:sz w:val="22"/>
-        </w:rPr>
-        <w:t>Orta əsrlərin sonlarında bu cihaz İslam dünyasına və Avropaya çatdı</w:t>
+        <w:t>Alət orta əsrlərin sonrakı dövrlərində İslam dünyasına və Avropaya çatdı.</w:t>
       </w:r>
     </w:p>
     <w:p>
       <w:pPr>
         <w:pStyle w:val="ListBullet"/>
+        <w:widowControl/>
       </w:pPr>
       <w:r>
-        <w:rPr>
-          <w:rFonts w:ascii="Calibri" w:hAnsi="Calibri" w:eastAsia="Calibri"/>
-          <w:b w:val="0"/>
-          <w:i w:val="0"/>
-          <w:sz w:val="22"/>
-        </w:rPr>
-        <w:t>Kompas sahildən görünməyən məsafədə etibarlı səyahəti xeyli asanlaşdırdı</w:t>
+        <w:t>Sahilin görünmədiyi yerlərdə daha etibarlı səfərləri mümkün etdi.</w:t>
       </w:r>
     </w:p>
     <w:p>
       <w:pPr>
-        <w:keepNext/>
-        <w:spacing w:before="240" w:after="120"/>
+        <w:pStyle w:val="Heading1"/>
+        <w:widowControl/>
       </w:pPr>
       <w:r>
-        <w:rPr>
-          <w:rFonts w:ascii="Calibri" w:hAnsi="Calibri" w:eastAsia="Calibri"/>
-          <w:b/>
-          <w:i w:val="0"/>
-          <w:color w:val="004E8C"/>
-          <w:sz w:val="28"/>
-        </w:rPr>
         <w:t>Bu nədir</w:t>
       </w:r>
     </w:p>
     <w:p>
       <w:pPr>
-        <w:spacing w:after="160" w:line="276" w:lineRule="auto"/>
+        <w:widowControl/>
       </w:pPr>
       <w:r>
-        <w:rPr>
-          <w:rFonts w:ascii="Calibri" w:hAnsi="Calibri" w:eastAsia="Calibri"/>
-          <w:b w:val="0"/>
-          <w:i w:val="0"/>
-          <w:sz w:val="22"/>
-        </w:rPr>
-        <w:t>Kompas sərbəst fırlanaraq Yerin maqnit sahəsi boyunca istiqamətlənən kiçik maqnitdir; çox vaxt iynə şəklində olur. Onun bir ucu təxminən maqnit şimalını göstərir, Çin ənənəsində isə daha çox cənub istiqaməti əsas götürülürdü. Kompasın işləməsi üçün ulduzları və ya Günəşi görmək lazım deyil. Buna görə də o, buludlu havada, gecə və açıq dənizdə başqa istiqamət nişanı görünməsə belə dənizçilər və karvanlar üçün etibarlı bələdçi olur.</w:t>
+        <w:t>Kompas sərbəst fırlanıb Yerin maqnit sahəsi boyunca dayanan kiçik maqnitdir; çox vaxt əqrəb formasında olur. Bir ucu təxminən maqnit şimalını göstərir; Çin ənənəsində isə çox vaxt cənuba yönələn uca diqqət yetirilirdi. Kompas üçün Günəşi və ya ulduzları görmək lazım deyil. Buludlu havada, gecə və ya açıq dənizdə tanış nişanələr görünməyəndə belə dənizçiyə və karvana istiqamət verir. Sanki sakitcə yol göstərən kiçik bir oxdur.</w:t>
       </w:r>
     </w:p>
     <w:p>
       <w:pPr>
-        <w:keepNext/>
-        <w:spacing w:before="240" w:after="120"/>
+        <w:pStyle w:val="Heading1"/>
+        <w:widowControl/>
       </w:pPr>
       <w:r>
-        <w:rPr>
-          <w:rFonts w:ascii="Calibri" w:hAnsi="Calibri" w:eastAsia="Calibri"/>
-          <w:b/>
-          <w:i w:val="0"/>
-          <w:color w:val="004E8C"/>
-          <w:sz w:val="28"/>
-        </w:rPr>
-        <w:t>Onu kim kəşf və ya ixtira edib</w:t>
+        <w:t>Kim kəşf edib və ya yaradıb</w:t>
       </w:r>
     </w:p>
     <w:p>
       <w:pPr>
-        <w:spacing w:after="160" w:line="276" w:lineRule="auto"/>
+        <w:widowControl/>
       </w:pPr>
       <w:r>
-        <w:rPr>
-          <w:rFonts w:ascii="Calibri" w:hAnsi="Calibri" w:eastAsia="Calibri"/>
-          <w:b w:val="0"/>
-          <w:i w:val="0"/>
-          <w:sz w:val="22"/>
-        </w:rPr>
-        <w:t>İlk maqnit istiqamətgöstərənlərini Çin alimləri və sənətkarları hazırlayıblar. Erkən cihazlarda təbii maqnit xüsusiyyətinə malik mineral — maqnit daşı işlədilirdi. Daha sonra maqnitləşdirilmiş dəmir iynələrdən istifadə olundu. Konkret bir ixtiraçının adı etibarlı şəkildə məlum deyil. Kompas bəzi daşların daim müəyyən istiqamətə yönəldiyinin müşahidəsindən yarandı; insanlar bu təbii xassədən faydalanmaq üçün daşı lövhə üzərində və ya su qabında sərbəst hərəkət edə biləcək şəkildə yerləşdirdilər.</w:t>
+        <w:t>İlk maqnitli istiqamətgöstəriciləri Çin alimləri və sənətkarları hazırladılar. Əvvəlki alətlərdə təbii maqnit mineralından, sonralar isə maqnitləndirilmiş dəmir əqrəbdən istifadə olunurdu. Tək bir ixtiraçının adı etibarlı şəkildə məlum deyil. İnsanlar bəzi daşların müəyyən istiqamətə yönəldiyini müşahidə etdilər, sonra bu təbii xassədən lövhə üzərində və ya su qabında istifadə etdilər.</w:t>
       </w:r>
     </w:p>
     <w:p>
       <w:pPr>
-        <w:keepNext/>
-        <w:spacing w:before="240" w:after="120"/>
+        <w:pStyle w:val="Heading1"/>
+        <w:widowControl/>
       </w:pPr>
       <w:r>
-        <w:rPr>
-          <w:rFonts w:ascii="Calibri" w:hAnsi="Calibri" w:eastAsia="Calibri"/>
-          <w:b/>
-          <w:i w:val="0"/>
-          <w:color w:val="004E8C"/>
-          <w:sz w:val="28"/>
-        </w:rPr>
-        <w:t>Nə vaxt və necə meydana gəlib</w:t>
+        <w:t>Nə vaxt və necə yaranıb</w:t>
       </w:r>
     </w:p>
     <w:p>
       <w:pPr>
-        <w:spacing w:after="160" w:line="276" w:lineRule="auto"/>
+        <w:widowControl/>
       </w:pPr>
       <w:r>
-        <w:rPr>
-          <w:rFonts w:ascii="Calibri" w:hAnsi="Calibri" w:eastAsia="Calibri"/>
-          <w:b w:val="0"/>
-          <w:i w:val="0"/>
-          <w:sz w:val="22"/>
-        </w:rPr>
-        <w:t>Han dövrünə aid mətnlərdə maqnit daşlarından bəhs olunur. Kompasın naviqasiyada işlədilməsi isə Sun sülaləsi dövründə — X–XIII əsrlərdə — aydın şəkildə təsdiqlənir. Cihaz daha sonra İslam dünyasına və Avropaya yayıldı, Aralıq dənizi və Atlantik okeanı səfərlərinin əsas alətlərindən birinə çevrildi. Ticarət ehtiyacları, tikililərin ənənəvi qaydada istiqamətləndirilməsi və sənətkarlıq təcrübəsi bu inkişafda rol oynadı.</w:t>
+        <w:t>Han dövrünün mətnlərində artıq maqnit daşlarından danışılır. Kompasın naviqasiyada istifadəsi Sun sülaləsi dövründə, X–XIII əsrlərdə aydın sənədləşdirilib. Sonralar alət İslam dünyasında və Avropada yayıldı, Aralıq dənizi və Atlantik səfərlərində mühüm vasitəyə çevrildi. Ticarət ehtiyacları, tikililərin yerini ənənəvi inanclara görə seçmək təcrübəsi və sənətkarlıq onun inkişafında rol oynadı.</w:t>
       </w:r>
     </w:p>
     <w:p>
       <w:pPr>
-        <w:keepNext/>
-        <w:spacing w:before="240" w:after="120"/>
+        <w:pStyle w:val="Heading1"/>
+        <w:widowControl/>
       </w:pPr>
       <w:r>
-        <w:rPr>
-          <w:rFonts w:ascii="Calibri" w:hAnsi="Calibri" w:eastAsia="Calibri"/>
-          <w:b/>
-          <w:i w:val="0"/>
-          <w:color w:val="004E8C"/>
-          <w:sz w:val="28"/>
-        </w:rPr>
-        <w:t>Elmi baxımdan əhəmiyyəti</w:t>
+        <w:t>Elm üçün əhəmiyyəti</w:t>
       </w:r>
     </w:p>
     <w:p>
       <w:pPr>
-        <w:spacing w:after="160" w:line="276" w:lineRule="auto"/>
+        <w:widowControl/>
       </w:pPr>
       <w:r>
-        <w:rPr>
-          <w:rFonts w:ascii="Calibri" w:hAnsi="Calibri" w:eastAsia="Calibri"/>
-          <w:b w:val="0"/>
-          <w:i w:val="0"/>
-          <w:sz w:val="22"/>
-        </w:rPr>
-        <w:t>Kompas Yerin gözlə görünməyən xassəsini — maqnit sahəsini — gündəlik səyahətdə istifadə olunan göstəriciyə çevirdi. O, inanclara deyil, dəfələrlə təkrarlana bilən müşahidəyə əsaslanan ilk elmi cihazlardan biridir. Kompas sonralar fizikanın cavablandırdığı yeni suallar da doğurdu: iynə niyə hərəkət edir, xəritədəki coğrafi şimal nə üçün maqnit şimalı ilə tam üst-üstə düşmür və Yerin maqnit sahəsi zamanla necə dəyişir?</w:t>
+        <w:t>Kompas Yerin gözlə görünməyən xassəsini — maqnit sahəsini — gündəlik səfərlərlə əlaqələndirdi. O, əfsanəyə deyil, təkrarlanan göstərişə əsaslanan erkən elmi cihazdır. Eyni zamanda yeni suallar yaratdı: əqrəb niyə hərəkət edir, xəritədəki şimal niyə maqnit şimalı ilə tam üst-üstə düşmür, sahə zamanla necə dəyişir? Sonrakı fizika bu suallara cavab axtardı.</w:t>
       </w:r>
     </w:p>
     <w:p>
       <w:pPr>
-        <w:keepNext/>
-        <w:spacing w:before="240" w:after="120"/>
+        <w:pStyle w:val="Heading1"/>
+        <w:widowControl/>
       </w:pPr>
       <w:r>
-        <w:rPr>
-          <w:rFonts w:ascii="Calibri" w:hAnsi="Calibri" w:eastAsia="Calibri"/>
-          <w:b/>
-          <w:i w:val="0"/>
-          <w:color w:val="004E8C"/>
-          <w:sz w:val="28"/>
-        </w:rPr>
-        <w:t>Sonrakı inkişaflara necə təsir göstərib</w:t>
+        <w:t>Sonrakı inkişafa təsiri</w:t>
       </w:r>
     </w:p>
     <w:p>
       <w:pPr>
-        <w:spacing w:after="160" w:line="276" w:lineRule="auto"/>
+        <w:widowControl/>
       </w:pPr>
       <w:r>
-        <w:rPr>
-          <w:rFonts w:ascii="Calibri" w:hAnsi="Calibri" w:eastAsia="Calibri"/>
-          <w:b w:val="0"/>
-          <w:i w:val="0"/>
-          <w:sz w:val="22"/>
-        </w:rPr>
-        <w:t>Kompas xəritələri daha faydalı, dəniz səfərlərini isə daha cəsarətli etdi. O, astrolab, sonralar sekstant və çox daha sonra GPS ilə birlikdə istiqamət müəyyənləşdirən alətlərin inkişaf zəncirinə daxildir. Maqnit kompasları bu gün də gəmilərdə və təyyarələrdə elektron sistemlərin ehtiyat vasitəsi kimi istifadə olunur. Eyni maqnit hadisəsi sonralar elektrik mühərriklərində, generatorlarda və məlumat saxlama qurğularında tətbiq edildi.</w:t>
+        <w:t>Kompas xəritələrin faydasını artırdı və daha uzaq səfərlərə imkan verdi. O, üstürlab, sonralar sekstant və daha sonra qlobal mövqetəyinetmə sistemi olan GPS ilə birlikdə yol tapmaq vasitələri sırasında yer aldı. Maqnit kompasları gəmi və təyyarələrdə elektron sistemlərə ehtiyat vasitə kimi indi də işlədilir. Maqnetizmdən sonralar elektrik mühərriklərində, generatorlarda və məlumat saxlama qurğularında da istifadə olundu.</w:t>
       </w:r>
     </w:p>
     <w:p>
       <w:pPr>
-        <w:keepNext/>
-        <w:spacing w:before="240" w:after="120"/>
+        <w:pStyle w:val="Heading1"/>
+        <w:widowControl/>
       </w:pPr>
       <w:r>
-        <w:rPr>
-          <w:rFonts w:ascii="Calibri" w:hAnsi="Calibri" w:eastAsia="Calibri"/>
-          <w:b/>
-          <w:i w:val="0"/>
-          <w:color w:val="004E8C"/>
-          <w:sz w:val="28"/>
-        </w:rPr>
         <w:t>İnsan həyatını necə dəyişib</w:t>
       </w:r>
     </w:p>
     <w:p>
       <w:pPr>
-        <w:spacing w:after="160" w:line="276" w:lineRule="auto"/>
+        <w:widowControl/>
       </w:pPr>
       <w:r>
-        <w:rPr>
-          <w:rFonts w:ascii="Calibri" w:hAnsi="Calibri" w:eastAsia="Calibri"/>
-          <w:b w:val="0"/>
-          <w:i w:val="0"/>
-          <w:sz w:val="22"/>
-        </w:rPr>
-        <w:t>Açıq okeanda ticarət və kəşf səfərləri sahil gözdən itəndə də istiqaməti bilməyi tələb edirdi. Kompas xəritələri, imperiyaları və xalqlar arasındakı əlaqələri dəyişdirdi; bu proses həm bilik və mal mübadiləsinə, həm də işğallara yol açdı. Gündəlik həyatda kompas əvvəlcə cib alətinə, sonra isə maqnit sensorları və peyklərdən istifadə edən telefon tətbiqinə çevrildi. Gözlə görünməyən təbii hadisə etibarlı istiqamət göstəricisinə çevrildiyi üçün insanların hərəkət imkanları genişləndi.</w:t>
+        <w:t>Açıq okeanda ticarət və kəşfiyyat sahil görünməyəndə istiqaməti bilməkdən asılı idi. Bu imkan xəritələri, imperiyaları və xalqlar arasındakı əlaqələri dəyişdi; həm mübadiləyə, həm də işğallara şərait yaratdı. Kompas gündəlik həyatda cib alətinə, sonra maqnit sensorları və peyk məlumatlarından istifadə edən telefon tətbiqinə çevrildi. Sadə bir fiziki xassənin etibarlı göstəriciyə çevrilməsi insanların hərəkət imkanlarını genişləndirdi.</w:t>
       </w:r>
     </w:p>
     <w:p>
       <w:pPr>
-        <w:keepNext/>
-        <w:spacing w:before="240" w:after="120"/>
+        <w:pStyle w:val="Heading1"/>
+        <w:widowControl/>
       </w:pPr>
       <w:r>
-        <w:rPr>
-          <w:rFonts w:ascii="Calibri" w:hAnsi="Calibri" w:eastAsia="Calibri"/>
-          <w:b/>
-          <w:i w:val="0"/>
-          <w:color w:val="004E8C"/>
-          <w:sz w:val="28"/>
-        </w:rPr>
         <w:t>Mənbələr və istinadlar</w:t>
       </w:r>
     </w:p>
     <w:p>
       <w:pPr>
-        <w:keepNext/>
-        <w:spacing w:before="240" w:after="120"/>
+        <w:pStyle w:val="Heading2"/>
+        <w:widowControl/>
       </w:pPr>
       <w:r>
         <w:rPr>
-          <w:rFonts w:ascii="Calibri" w:hAnsi="Calibri" w:eastAsia="Calibri"/>
-          <w:b/>
-          <w:i w:val="0"/>
-          <w:color w:val="004E8C"/>
-          <w:sz w:val="24"/>
+          <w:sz w:val="20"/>
         </w:rPr>
-        <w:t>C. Təşkilatların materialları və ensiklopedik mənbələr</w:t>
+        <w:t>C Qurumların materialları və ensiklopedik mənbələr</w:t>
       </w:r>
     </w:p>
     <w:p>
       <w:pPr>
-        <w:spacing w:after="80"/>
-        <w:ind w:left="360"/>
+        <w:widowControl/>
       </w:pPr>
       <w:r>
         <w:rPr>
-          <w:rFonts w:ascii="Calibri" w:hAnsi="Calibri" w:eastAsia="Calibri"/>
-          <w:b w:val="0"/>
-          <w:i w:val="0"/>
-          <w:sz w:val="22"/>
+          <w:sz w:val="20"/>
         </w:rPr>
-        <w:t>1. Encyclopaedia Britannica. “Compass” (“Kompas”).</w:t>
-      </w:r>
-      <w:r>
-        <w:rPr>
-          <w:rFonts w:ascii="Calibri" w:hAnsi="Calibri" w:eastAsia="Calibri"/>
-          <w:b w:val="0"/>
-          <w:i w:val="0"/>
-          <w:sz w:val="22"/>
-        </w:rPr>
-        <w:t xml:space="preserve"> </w:t>
+        <w:t xml:space="preserve">1. Encyclopaedia Britannica. 'Compass.' </w:t>
       </w:r>
       <w:hyperlink r:id="rId9">
         <w:r>
           <w:rPr>
-            <w:rFonts w:ascii="Calibri" w:hAnsi="Calibri" w:eastAsia="Calibri"/>
-            <w:b w:val="0"/>
-            <w:i w:val="0"/>
-            <w:sz w:val="22"/>
-            <w:color w:val="0563C1"/>
-            <w:u w:val="single"/>
+            <w:sz w:val="20"/>
           </w:rPr>
           <w:t>https://www.britannica.com/technology/compass-navigational-instrument</w:t>
         </w:r>
       </w:hyperlink>
+      <w:r>
+        <w:rPr>
+          <w:sz w:val="20"/>
+        </w:rPr>
+      </w:r>
     </w:p>
     <w:p>
       <w:pPr>
-        <w:spacing w:after="80"/>
-        <w:ind w:left="360"/>
+        <w:widowControl/>
       </w:pPr>
       <w:r>
         <w:rPr>
-          <w:rFonts w:ascii="Calibri" w:hAnsi="Calibri" w:eastAsia="Calibri"/>
-          <w:b w:val="0"/>
-          <w:i w:val="0"/>
-          <w:sz w:val="22"/>
+          <w:sz w:val="20"/>
         </w:rPr>
-        <w:t>2. Royal Museums Greenwich. Maqnit kompasının tarixi.</w:t>
-      </w:r>
-      <w:r>
-        <w:rPr>
-          <w:rFonts w:ascii="Calibri" w:hAnsi="Calibri" w:eastAsia="Calibri"/>
-          <w:b w:val="0"/>
-          <w:i w:val="0"/>
-          <w:sz w:val="22"/>
-        </w:rPr>
-        <w:t xml:space="preserve"> </w:t>
+        <w:t xml:space="preserve">2. Royal Museums Greenwich. History of the magnetic compass. </w:t>
       </w:r>
       <w:hyperlink r:id="rId10">
         <w:r>
           <w:rPr>
-            <w:rFonts w:ascii="Calibri" w:hAnsi="Calibri" w:eastAsia="Calibri"/>
-            <w:b w:val="0"/>
-            <w:i w:val="0"/>
-            <w:sz w:val="22"/>
-            <w:color w:val="0563C1"/>
-            <w:u w:val="single"/>
+            <w:sz w:val="20"/>
           </w:rPr>
           <w:t>https://www.rmg.co.uk/stories/topics/history-magnetic-compass</w:t>
         </w:r>
       </w:hyperlink>
-    </w:p>
-    <w:p>
-      <w:pPr>
-        <w:keepNext/>
-        <w:spacing w:before="240" w:after="120"/>
-      </w:pPr>
       <w:r>
         <w:rPr>
-          <w:rFonts w:ascii="Calibri" w:hAnsi="Calibri" w:eastAsia="Calibri"/>
-          <w:b/>
-          <w:i w:val="0"/>
-          <w:color w:val="004E8C"/>
-          <w:sz w:val="24"/>
+          <w:sz w:val="20"/>
         </w:rPr>
-        <w:t>D. Muzey, arxiv və kitabxana materialları</w:t>
       </w:r>
     </w:p>
     <w:p>
       <w:pPr>
-        <w:spacing w:after="80"/>
-        <w:ind w:left="360"/>
+        <w:pStyle w:val="Heading2"/>
+        <w:widowControl/>
       </w:pPr>
       <w:r>
         <w:rPr>
-          <w:rFonts w:ascii="Calibri" w:hAnsi="Calibri" w:eastAsia="Calibri"/>
-          <w:b w:val="0"/>
-          <w:i w:val="0"/>
-          <w:sz w:val="22"/>
+          <w:sz w:val="20"/>
         </w:rPr>
-        <w:t>1. Science Museum (London). Naviqasiya və maqnetizm kolleksiyaları.</w:t>
+        <w:t>D Muzey arxiv və kitabxana materialları</w:t>
       </w:r>
+    </w:p>
+    <w:p>
+      <w:pPr>
+        <w:widowControl/>
+      </w:pPr>
       <w:r>
         <w:rPr>
-          <w:rFonts w:ascii="Calibri" w:hAnsi="Calibri" w:eastAsia="Calibri"/>
-          <w:b w:val="0"/>
-          <w:i w:val="0"/>
-          <w:sz w:val="22"/>
+          <w:sz w:val="20"/>
         </w:rPr>
-        <w:t xml:space="preserve"> </w:t>
+        <w:t xml:space="preserve">1. Science Museum (London). Navigation and magnetism collections. </w:t>
       </w:r>
       <w:hyperlink r:id="rId11">
         <w:r>
           <w:rPr>
-            <w:rFonts w:ascii="Calibri" w:hAnsi="Calibri" w:eastAsia="Calibri"/>
-            <w:b w:val="0"/>
-            <w:i w:val="0"/>
-            <w:sz w:val="22"/>
-            <w:color w:val="0563C1"/>
-            <w:u w:val="single"/>
+            <w:sz w:val="20"/>
           </w:rPr>
           <w:t>https://www.sciencemuseum.org.uk/objects-and-stories</w:t>
         </w:r>
       </w:hyperlink>
+      <w:r>
+        <w:rPr>
+          <w:sz w:val="20"/>
+        </w:rPr>
+      </w:r>
     </w:p>
     <w:sectPr>
-      <w:pgSz w:w="12240" w:h="15840"/>
-      <w:pgMar w:top="1296" w:right="1440" w:bottom="1296" w:left="1440" w:header="720" w:footer="720" w:gutter="0"/>
+      <w:footerReference w:type="default" r:id="rId12"/>
+      <w:pgSz w:w="11906" w:h="16838"/>
+      <w:pgMar w:top="1020" w:right="1134" w:bottom="1020" w:left="1134" w:header="720" w:footer="720" w:gutter="0"/>
       <w:cols w:space="720"/>
       <w:docGrid w:linePitch="360"/>
     </w:sectPr>
   </w:body>
 </w:document>
+</file>
+
+<file path=word/footer1.xml><?xml version="1.0" encoding="utf-8"?>
+<w:ftr xmlns:m="http://schemas.openxmlformats.org/officeDocument/2006/math" xmlns:mc="http://schemas.openxmlformats.org/markup-compatibility/2006" xmlns:mo="http://schemas.microsoft.com/office/mac/office/2008/main" xmlns:mv="urn:schemas-microsoft-com:mac:vml" xmlns:o="urn:schemas-microsoft-com:office:office" xmlns:r="http://schemas.openxmlformats.org/officeDocument/2006/relationships" xmlns:v="urn:schemas-microsoft-com:vml" xmlns:w10="urn:schemas-microsoft-com:office:word" xmlns:w14="http://schemas.microsoft.com/office/word/2010/wordml" xmlns:w="http://schemas.openxmlformats.org/wordprocessingml/2006/main" xmlns:wne="http://schemas.microsoft.com/office/word/2006/wordml" xmlns:wp14="http://schemas.microsoft.com/office/word/2010/wordprocessingDrawing" xmlns:wp="http://schemas.openxmlformats.org/drawingml/2006/wordprocessingDrawing" xmlns:wpc="http://schemas.microsoft.com/office/word/2010/wordprocessingCanvas" xmlns:wpg="http://schemas.microsoft.com/office/word/2010/wordprocessingGroup" xmlns:wpi="http://schemas.microsoft.com/office/word/2010/wordprocessingInk" xmlns:wps="http://schemas.microsoft.com/office/word/2010/wordprocessingShape" mc:Ignorable="w14 wp14">
+  <w:p>
+    <w:pPr>
+      <w:pStyle w:val="Footer"/>
+      <w:jc w:val="right"/>
+    </w:pPr>
+    <w:fldSimple w:instr="PAGE"/>
+  </w:p>
+</w:ftr>
 </file>
 
 <file path=word/numbering.xml><?xml version="1.0" encoding="utf-8"?>
@@ -704,7 +535,7 @@
   <w:docDefaults>
     <w:rPrDefault>
       <w:rPr>
-        <w:rFonts w:asciiTheme="minorHAnsi" w:eastAsiaTheme="minorEastAsia" w:hAnsiTheme="minorHAnsi" w:cstheme="minorBidi"/>
+        <w:rFonts/>
         <w:sz w:val="22"/>
         <w:szCs w:val="22"/>
         <w:lang w:val="en-US" w:eastAsia="en-US" w:bidi="ar-SA"/>
@@ -859,6 +690,15 @@
     <w:name w:val="Normal"/>
     <w:qFormat/>
     <w:rsid w:val="00FC693F"/>
+    <w:pPr>
+      <w:spacing w:after="120" w:line="259" w:lineRule="auto"/>
+    </w:pPr>
+    <w:rPr>
+      <w:rFonts w:ascii="Times New Roman" w:hAnsi="Times New Roman"/>
+      <w:color w:val="000000"/>
+      <w:sz w:val="24"/>
+      <w:lang w:val="az-Latn-AZ"/>
+    </w:rPr>
   </w:style>
   <w:style w:type="paragraph" w:styleId="Header">
     <w:name w:val="header"/>
@@ -915,16 +755,17 @@
     <w:pPr>
       <w:keepNext/>
       <w:keepLines/>
-      <w:spacing w:before="480" w:after="0"/>
+      <w:spacing w:before="480" w:after="120" w:line="259" w:lineRule="auto"/>
       <w:outlineLvl w:val="0"/>
     </w:pPr>
     <w:rPr>
-      <w:rFonts w:asciiTheme="majorHAnsi" w:eastAsiaTheme="majorEastAsia" w:hAnsiTheme="majorHAnsi" w:cstheme="majorBidi"/>
+      <w:rFonts w:ascii="Times New Roman" w:hAnsi="Times New Roman"/>
       <w:b/>
       <w:bCs/>
-      <w:color w:val="365F91" w:themeColor="accent1" w:themeShade="BF"/>
-      <w:sz w:val="28"/>
+      <w:color w:val="000000"/>
+      <w:sz w:val="26"/>
       <w:szCs w:val="28"/>
+      <w:lang w:val="az-Latn-AZ"/>
     </w:rPr>
   </w:style>
   <w:style w:type="paragraph" w:styleId="Heading2">
@@ -939,16 +780,17 @@
     <w:pPr>
       <w:keepNext/>
       <w:keepLines/>
-      <w:spacing w:before="200" w:after="0"/>
+      <w:spacing w:before="200" w:after="120" w:line="259" w:lineRule="auto"/>
       <w:outlineLvl w:val="1"/>
     </w:pPr>
     <w:rPr>
-      <w:rFonts w:asciiTheme="majorHAnsi" w:eastAsiaTheme="majorEastAsia" w:hAnsiTheme="majorHAnsi" w:cstheme="majorBidi"/>
+      <w:rFonts w:ascii="Times New Roman" w:hAnsi="Times New Roman"/>
       <w:b/>
       <w:bCs/>
-      <w:color w:val="4F81BD" w:themeColor="accent1"/>
+      <w:color w:val="000000"/>
       <w:sz w:val="26"/>
       <w:szCs w:val="26"/>
+      <w:lang w:val="az-Latn-AZ"/>
     </w:rPr>
   </w:style>
   <w:style w:type="paragraph" w:styleId="Heading3">
@@ -967,7 +809,7 @@
       <w:outlineLvl w:val="2"/>
     </w:pPr>
     <w:rPr>
-      <w:rFonts w:asciiTheme="majorHAnsi" w:eastAsiaTheme="majorEastAsia" w:hAnsiTheme="majorHAnsi" w:cstheme="majorBidi"/>
+      <w:rFonts/>
       <w:b/>
       <w:bCs/>
       <w:color w:val="4F81BD" w:themeColor="accent1"/>
@@ -990,7 +832,7 @@
       <w:outlineLvl w:val="3"/>
     </w:pPr>
     <w:rPr>
-      <w:rFonts w:asciiTheme="majorHAnsi" w:eastAsiaTheme="majorEastAsia" w:hAnsiTheme="majorHAnsi" w:cstheme="majorBidi"/>
+      <w:rFonts/>
       <w:b/>
       <w:bCs/>
       <w:i/>
@@ -1015,7 +857,7 @@
       <w:outlineLvl w:val="4"/>
     </w:pPr>
     <w:rPr>
-      <w:rFonts w:asciiTheme="majorHAnsi" w:eastAsiaTheme="majorEastAsia" w:hAnsiTheme="majorHAnsi" w:cstheme="majorBidi"/>
+      <w:rFonts/>
       <w:color w:val="243F60" w:themeColor="accent1" w:themeShade="7F"/>
     </w:rPr>
   </w:style>
@@ -1036,7 +878,7 @@
       <w:outlineLvl w:val="5"/>
     </w:pPr>
     <w:rPr>
-      <w:rFonts w:asciiTheme="majorHAnsi" w:eastAsiaTheme="majorEastAsia" w:hAnsiTheme="majorHAnsi" w:cstheme="majorBidi"/>
+      <w:rFonts/>
       <w:i/>
       <w:iCs/>
       <w:color w:val="243F60" w:themeColor="accent1" w:themeShade="7F"/>
@@ -1059,7 +901,7 @@
       <w:outlineLvl w:val="6"/>
     </w:pPr>
     <w:rPr>
-      <w:rFonts w:asciiTheme="majorHAnsi" w:eastAsiaTheme="majorEastAsia" w:hAnsiTheme="majorHAnsi" w:cstheme="majorBidi"/>
+      <w:rFonts/>
       <w:i/>
       <w:iCs/>
       <w:color w:val="404040" w:themeColor="text1" w:themeTint="BF"/>
@@ -1082,7 +924,7 @@
       <w:outlineLvl w:val="7"/>
     </w:pPr>
     <w:rPr>
-      <w:rFonts w:asciiTheme="majorHAnsi" w:eastAsiaTheme="majorEastAsia" w:hAnsiTheme="majorHAnsi" w:cstheme="majorBidi"/>
+      <w:rFonts/>
       <w:color w:val="4F81BD" w:themeColor="accent1"/>
       <w:sz w:val="20"/>
       <w:szCs w:val="20"/>
@@ -1105,7 +947,7 @@
       <w:outlineLvl w:val="8"/>
     </w:pPr>
     <w:rPr>
-      <w:rFonts w:asciiTheme="majorHAnsi" w:eastAsiaTheme="majorEastAsia" w:hAnsiTheme="majorHAnsi" w:cstheme="majorBidi"/>
+      <w:rFonts/>
       <w:i/>
       <w:iCs/>
       <w:color w:val="404040" w:themeColor="text1" w:themeTint="BF"/>
@@ -1156,7 +998,7 @@
     <w:uiPriority w:val="9"/>
     <w:rsid w:val="00FC693F"/>
     <w:rPr>
-      <w:rFonts w:asciiTheme="majorHAnsi" w:eastAsiaTheme="majorEastAsia" w:hAnsiTheme="majorHAnsi" w:cstheme="majorBidi"/>
+      <w:rFonts/>
       <w:b/>
       <w:bCs/>
       <w:color w:val="365F91" w:themeColor="accent1" w:themeShade="BF"/>
@@ -1171,7 +1013,7 @@
     <w:uiPriority w:val="9"/>
     <w:rsid w:val="00FC693F"/>
     <w:rPr>
-      <w:rFonts w:asciiTheme="majorHAnsi" w:eastAsiaTheme="majorEastAsia" w:hAnsiTheme="majorHAnsi" w:cstheme="majorBidi"/>
+      <w:rFonts/>
       <w:b/>
       <w:bCs/>
       <w:color w:val="4F81BD" w:themeColor="accent1"/>
@@ -1186,7 +1028,7 @@
     <w:uiPriority w:val="9"/>
     <w:rsid w:val="00FC693F"/>
     <w:rPr>
-      <w:rFonts w:asciiTheme="majorHAnsi" w:eastAsiaTheme="majorEastAsia" w:hAnsiTheme="majorHAnsi" w:cstheme="majorBidi"/>
+      <w:rFonts/>
       <w:b/>
       <w:bCs/>
       <w:color w:val="4F81BD" w:themeColor="accent1"/>
@@ -1201,19 +1043,17 @@
     <w:qFormat/>
     <w:rsid w:val="00FC693F"/>
     <w:pPr>
-      <w:pBdr>
-        <w:bottom w:val="single" w:sz="8" w:space="4" w:color="4F81BD" w:themeColor="accent1"/>
-      </w:pBdr>
-      <w:spacing w:after="300" w:line="240" w:lineRule="auto"/>
+      <w:spacing w:after="120" w:line="259" w:lineRule="auto"/>
       <w:contextualSpacing/>
     </w:pPr>
     <w:rPr>
-      <w:rFonts w:asciiTheme="majorHAnsi" w:eastAsiaTheme="majorEastAsia" w:hAnsiTheme="majorHAnsi" w:cstheme="majorBidi"/>
-      <w:color w:val="17365D" w:themeColor="text2" w:themeShade="BF"/>
+      <w:rFonts w:ascii="Times New Roman" w:hAnsi="Times New Roman"/>
+      <w:color w:val="000000"/>
       <w:spacing w:val="5"/>
       <w:kern w:val="28"/>
-      <w:sz w:val="52"/>
+      <w:sz w:val="40"/>
       <w:szCs w:val="52"/>
+      <w:lang w:val="az-Latn-AZ"/>
     </w:rPr>
   </w:style>
   <w:style w:type="character" w:customStyle="1" w:styleId="TitleChar">
@@ -1223,7 +1063,7 @@
     <w:uiPriority w:val="10"/>
     <w:rsid w:val="00FC693F"/>
     <w:rPr>
-      <w:rFonts w:asciiTheme="majorHAnsi" w:eastAsiaTheme="majorEastAsia" w:hAnsiTheme="majorHAnsi" w:cstheme="majorBidi"/>
+      <w:rFonts/>
       <w:color w:val="17365D" w:themeColor="text2" w:themeShade="BF"/>
       <w:spacing w:val="5"/>
       <w:kern w:val="28"/>
@@ -1245,7 +1085,7 @@
       </w:numPr>
     </w:pPr>
     <w:rPr>
-      <w:rFonts w:asciiTheme="majorHAnsi" w:eastAsiaTheme="majorEastAsia" w:hAnsiTheme="majorHAnsi" w:cstheme="majorBidi"/>
+      <w:rFonts/>
       <w:i/>
       <w:iCs/>
       <w:color w:val="4F81BD" w:themeColor="accent1"/>
@@ -1261,7 +1101,7 @@
     <w:uiPriority w:val="11"/>
     <w:rsid w:val="00FC693F"/>
     <w:rPr>
-      <w:rFonts w:asciiTheme="majorHAnsi" w:eastAsiaTheme="majorEastAsia" w:hAnsiTheme="majorHAnsi" w:cstheme="majorBidi"/>
+      <w:rFonts/>
       <w:i/>
       <w:iCs/>
       <w:color w:val="4F81BD" w:themeColor="accent1"/>
@@ -1386,8 +1226,15 @@
       <w:numPr>
         <w:numId w:val="1"/>
       </w:numPr>
+      <w:spacing w:after="120" w:line="259" w:lineRule="auto"/>
       <w:contextualSpacing/>
     </w:pPr>
+    <w:rPr>
+      <w:rFonts w:ascii="Times New Roman" w:hAnsi="Times New Roman"/>
+      <w:color w:val="000000"/>
+      <w:sz w:val="24"/>
+      <w:lang w:val="az-Latn-AZ"/>
+    </w:rPr>
   </w:style>
   <w:style w:type="paragraph" w:styleId="ListBullet2">
     <w:name w:val="List Bullet 2"/>
@@ -1559,7 +1406,7 @@
     <w:semiHidden/>
     <w:rsid w:val="00FC693F"/>
     <w:rPr>
-      <w:rFonts w:asciiTheme="majorHAnsi" w:eastAsiaTheme="majorEastAsia" w:hAnsiTheme="majorHAnsi" w:cstheme="majorBidi"/>
+      <w:rFonts/>
       <w:b/>
       <w:bCs/>
       <w:i/>
@@ -1575,7 +1422,7 @@
     <w:semiHidden/>
     <w:rsid w:val="00FC693F"/>
     <w:rPr>
-      <w:rFonts w:asciiTheme="majorHAnsi" w:eastAsiaTheme="majorEastAsia" w:hAnsiTheme="majorHAnsi" w:cstheme="majorBidi"/>
+      <w:rFonts/>
       <w:color w:val="243F60" w:themeColor="accent1" w:themeShade="7F"/>
     </w:rPr>
   </w:style>
@@ -1587,7 +1434,7 @@
     <w:semiHidden/>
     <w:rsid w:val="00FC693F"/>
     <w:rPr>
-      <w:rFonts w:asciiTheme="majorHAnsi" w:eastAsiaTheme="majorEastAsia" w:hAnsiTheme="majorHAnsi" w:cstheme="majorBidi"/>
+      <w:rFonts/>
       <w:i/>
       <w:iCs/>
       <w:color w:val="243F60" w:themeColor="accent1" w:themeShade="7F"/>
@@ -1601,7 +1448,7 @@
     <w:semiHidden/>
     <w:rsid w:val="00FC693F"/>
     <w:rPr>
-      <w:rFonts w:asciiTheme="majorHAnsi" w:eastAsiaTheme="majorEastAsia" w:hAnsiTheme="majorHAnsi" w:cstheme="majorBidi"/>
+      <w:rFonts/>
       <w:i/>
       <w:iCs/>
       <w:color w:val="404040" w:themeColor="text1" w:themeTint="BF"/>
@@ -1615,7 +1462,7 @@
     <w:semiHidden/>
     <w:rsid w:val="00FC693F"/>
     <w:rPr>
-      <w:rFonts w:asciiTheme="majorHAnsi" w:eastAsiaTheme="majorEastAsia" w:hAnsiTheme="majorHAnsi" w:cstheme="majorBidi"/>
+      <w:rFonts/>
       <w:color w:val="4F81BD" w:themeColor="accent1"/>
       <w:sz w:val="20"/>
       <w:szCs w:val="20"/>
@@ -1629,7 +1476,7 @@
     <w:semiHidden/>
     <w:rsid w:val="00FC693F"/>
     <w:rPr>
-      <w:rFonts w:asciiTheme="majorHAnsi" w:eastAsiaTheme="majorEastAsia" w:hAnsiTheme="majorHAnsi" w:cstheme="majorBidi"/>
+      <w:rFonts/>
       <w:i/>
       <w:iCs/>
       <w:color w:val="404040" w:themeColor="text1" w:themeTint="BF"/>
@@ -1688,9 +1535,6 @@
     <w:qFormat/>
     <w:rsid w:val="00FC693F"/>
     <w:pPr>
-      <w:pBdr>
-        <w:bottom w:val="single" w:sz="4" w:space="4" w:color="4F81BD" w:themeColor="accent1"/>
-      </w:pBdr>
       <w:spacing w:before="200" w:after="280"/>
       <w:ind w:left="936" w:right="936"/>
     </w:pPr>
@@ -3218,7 +3062,7 @@
         <w:spacing w:before="0" w:after="0" w:line="240" w:lineRule="auto"/>
       </w:pPr>
       <w:rPr>
-        <w:rFonts w:asciiTheme="majorHAnsi" w:eastAsiaTheme="majorEastAsia" w:hAnsiTheme="majorHAnsi" w:cstheme="majorBidi"/>
+        <w:rFonts/>
         <w:b/>
         <w:bCs/>
       </w:rPr>
@@ -3239,7 +3083,7 @@
         <w:spacing w:before="0" w:after="0" w:line="240" w:lineRule="auto"/>
       </w:pPr>
       <w:rPr>
-        <w:rFonts w:asciiTheme="majorHAnsi" w:eastAsiaTheme="majorEastAsia" w:hAnsiTheme="majorHAnsi" w:cstheme="majorBidi"/>
+        <w:rFonts/>
         <w:b/>
         <w:bCs/>
       </w:rPr>
@@ -3257,14 +3101,14 @@
     </w:tblStylePr>
     <w:tblStylePr w:type="firstCol">
       <w:rPr>
-        <w:rFonts w:asciiTheme="majorHAnsi" w:eastAsiaTheme="majorEastAsia" w:hAnsiTheme="majorHAnsi" w:cstheme="majorBidi"/>
+        <w:rFonts/>
         <w:b/>
         <w:bCs/>
       </w:rPr>
     </w:tblStylePr>
     <w:tblStylePr w:type="lastCol">
       <w:rPr>
-        <w:rFonts w:asciiTheme="majorHAnsi" w:eastAsiaTheme="majorEastAsia" w:hAnsiTheme="majorHAnsi" w:cstheme="majorBidi"/>
+        <w:rFonts/>
         <w:b/>
         <w:bCs/>
       </w:rPr>
@@ -3348,7 +3192,7 @@
         <w:spacing w:before="0" w:after="0" w:line="240" w:lineRule="auto"/>
       </w:pPr>
       <w:rPr>
-        <w:rFonts w:asciiTheme="majorHAnsi" w:eastAsiaTheme="majorEastAsia" w:hAnsiTheme="majorHAnsi" w:cstheme="majorBidi"/>
+        <w:rFonts/>
         <w:b/>
         <w:bCs/>
       </w:rPr>
@@ -3369,7 +3213,7 @@
         <w:spacing w:before="0" w:after="0" w:line="240" w:lineRule="auto"/>
       </w:pPr>
       <w:rPr>
-        <w:rFonts w:asciiTheme="majorHAnsi" w:eastAsiaTheme="majorEastAsia" w:hAnsiTheme="majorHAnsi" w:cstheme="majorBidi"/>
+        <w:rFonts/>
         <w:b/>
         <w:bCs/>
       </w:rPr>
@@ -3387,14 +3231,14 @@
     </w:tblStylePr>
     <w:tblStylePr w:type="firstCol">
       <w:rPr>
-        <w:rFonts w:asciiTheme="majorHAnsi" w:eastAsiaTheme="majorEastAsia" w:hAnsiTheme="majorHAnsi" w:cstheme="majorBidi"/>
+        <w:rFonts/>
         <w:b/>
         <w:bCs/>
       </w:rPr>
     </w:tblStylePr>
     <w:tblStylePr w:type="lastCol">
       <w:rPr>
-        <w:rFonts w:asciiTheme="majorHAnsi" w:eastAsiaTheme="majorEastAsia" w:hAnsiTheme="majorHAnsi" w:cstheme="majorBidi"/>
+        <w:rFonts/>
         <w:b/>
         <w:bCs/>
       </w:rPr>
@@ -3478,7 +3322,7 @@
         <w:spacing w:before="0" w:after="0" w:line="240" w:lineRule="auto"/>
       </w:pPr>
       <w:rPr>
-        <w:rFonts w:asciiTheme="majorHAnsi" w:eastAsiaTheme="majorEastAsia" w:hAnsiTheme="majorHAnsi" w:cstheme="majorBidi"/>
+        <w:rFonts/>
         <w:b/>
         <w:bCs/>
       </w:rPr>
@@ -3499,7 +3343,7 @@
         <w:spacing w:before="0" w:after="0" w:line="240" w:lineRule="auto"/>
       </w:pPr>
       <w:rPr>
-        <w:rFonts w:asciiTheme="majorHAnsi" w:eastAsiaTheme="majorEastAsia" w:hAnsiTheme="majorHAnsi" w:cstheme="majorBidi"/>
+        <w:rFonts/>
         <w:b/>
         <w:bCs/>
       </w:rPr>
@@ -3517,14 +3361,14 @@
     </w:tblStylePr>
     <w:tblStylePr w:type="firstCol">
       <w:rPr>
-        <w:rFonts w:asciiTheme="majorHAnsi" w:eastAsiaTheme="majorEastAsia" w:hAnsiTheme="majorHAnsi" w:cstheme="majorBidi"/>
+        <w:rFonts/>
         <w:b/>
         <w:bCs/>
       </w:rPr>
     </w:tblStylePr>
     <w:tblStylePr w:type="lastCol">
       <w:rPr>
-        <w:rFonts w:asciiTheme="majorHAnsi" w:eastAsiaTheme="majorEastAsia" w:hAnsiTheme="majorHAnsi" w:cstheme="majorBidi"/>
+        <w:rFonts/>
         <w:b/>
         <w:bCs/>
       </w:rPr>
@@ -3608,7 +3452,7 @@
         <w:spacing w:before="0" w:after="0" w:line="240" w:lineRule="auto"/>
       </w:pPr>
       <w:rPr>
-        <w:rFonts w:asciiTheme="majorHAnsi" w:eastAsiaTheme="majorEastAsia" w:hAnsiTheme="majorHAnsi" w:cstheme="majorBidi"/>
+        <w:rFonts/>
         <w:b/>
         <w:bCs/>
       </w:rPr>
@@ -3629,7 +3473,7 @@
         <w:spacing w:before="0" w:after="0" w:line="240" w:lineRule="auto"/>
       </w:pPr>
       <w:rPr>
-        <w:rFonts w:asciiTheme="majorHAnsi" w:eastAsiaTheme="majorEastAsia" w:hAnsiTheme="majorHAnsi" w:cstheme="majorBidi"/>
+        <w:rFonts/>
         <w:b/>
         <w:bCs/>
       </w:rPr>
@@ -3647,14 +3491,14 @@
     </w:tblStylePr>
     <w:tblStylePr w:type="firstCol">
       <w:rPr>
-        <w:rFonts w:asciiTheme="majorHAnsi" w:eastAsiaTheme="majorEastAsia" w:hAnsiTheme="majorHAnsi" w:cstheme="majorBidi"/>
+        <w:rFonts/>
         <w:b/>
         <w:bCs/>
       </w:rPr>
     </w:tblStylePr>
     <w:tblStylePr w:type="lastCol">
       <w:rPr>
-        <w:rFonts w:asciiTheme="majorHAnsi" w:eastAsiaTheme="majorEastAsia" w:hAnsiTheme="majorHAnsi" w:cstheme="majorBidi"/>
+        <w:rFonts/>
         <w:b/>
         <w:bCs/>
       </w:rPr>
@@ -3738,7 +3582,7 @@
         <w:spacing w:before="0" w:after="0" w:line="240" w:lineRule="auto"/>
       </w:pPr>
       <w:rPr>
-        <w:rFonts w:asciiTheme="majorHAnsi" w:eastAsiaTheme="majorEastAsia" w:hAnsiTheme="majorHAnsi" w:cstheme="majorBidi"/>
+        <w:rFonts/>
         <w:b/>
         <w:bCs/>
       </w:rPr>
@@ -3759,7 +3603,7 @@
         <w:spacing w:before="0" w:after="0" w:line="240" w:lineRule="auto"/>
       </w:pPr>
       <w:rPr>
-        <w:rFonts w:asciiTheme="majorHAnsi" w:eastAsiaTheme="majorEastAsia" w:hAnsiTheme="majorHAnsi" w:cstheme="majorBidi"/>
+        <w:rFonts/>
         <w:b/>
         <w:bCs/>
       </w:rPr>
@@ -3777,14 +3621,14 @@
     </w:tblStylePr>
     <w:tblStylePr w:type="firstCol">
       <w:rPr>
-        <w:rFonts w:asciiTheme="majorHAnsi" w:eastAsiaTheme="majorEastAsia" w:hAnsiTheme="majorHAnsi" w:cstheme="majorBidi"/>
+        <w:rFonts/>
         <w:b/>
         <w:bCs/>
       </w:rPr>
     </w:tblStylePr>
     <w:tblStylePr w:type="lastCol">
       <w:rPr>
-        <w:rFonts w:asciiTheme="majorHAnsi" w:eastAsiaTheme="majorEastAsia" w:hAnsiTheme="majorHAnsi" w:cstheme="majorBidi"/>
+        <w:rFonts/>
         <w:b/>
         <w:bCs/>
       </w:rPr>
@@ -3868,7 +3712,7 @@
         <w:spacing w:before="0" w:after="0" w:line="240" w:lineRule="auto"/>
       </w:pPr>
       <w:rPr>
-        <w:rFonts w:asciiTheme="majorHAnsi" w:eastAsiaTheme="majorEastAsia" w:hAnsiTheme="majorHAnsi" w:cstheme="majorBidi"/>
+        <w:rFonts/>
         <w:b/>
         <w:bCs/>
       </w:rPr>
@@ -3889,7 +3733,7 @@
         <w:spacing w:before="0" w:after="0" w:line="240" w:lineRule="auto"/>
       </w:pPr>
       <w:rPr>
-        <w:rFonts w:asciiTheme="majorHAnsi" w:eastAsiaTheme="majorEastAsia" w:hAnsiTheme="majorHAnsi" w:cstheme="majorBidi"/>
+        <w:rFonts/>
         <w:b/>
         <w:bCs/>
       </w:rPr>
@@ -3907,14 +3751,14 @@
     </w:tblStylePr>
     <w:tblStylePr w:type="firstCol">
       <w:rPr>
-        <w:rFonts w:asciiTheme="majorHAnsi" w:eastAsiaTheme="majorEastAsia" w:hAnsiTheme="majorHAnsi" w:cstheme="majorBidi"/>
+        <w:rFonts/>
         <w:b/>
         <w:bCs/>
       </w:rPr>
     </w:tblStylePr>
     <w:tblStylePr w:type="lastCol">
       <w:rPr>
-        <w:rFonts w:asciiTheme="majorHAnsi" w:eastAsiaTheme="majorEastAsia" w:hAnsiTheme="majorHAnsi" w:cstheme="majorBidi"/>
+        <w:rFonts/>
         <w:b/>
         <w:bCs/>
       </w:rPr>
@@ -3998,7 +3842,7 @@
         <w:spacing w:before="0" w:after="0" w:line="240" w:lineRule="auto"/>
       </w:pPr>
       <w:rPr>
-        <w:rFonts w:asciiTheme="majorHAnsi" w:eastAsiaTheme="majorEastAsia" w:hAnsiTheme="majorHAnsi" w:cstheme="majorBidi"/>
+        <w:rFonts/>
         <w:b/>
         <w:bCs/>
       </w:rPr>
@@ -4019,7 +3863,7 @@
         <w:spacing w:before="0" w:after="0" w:line="240" w:lineRule="auto"/>
       </w:pPr>
       <w:rPr>
-        <w:rFonts w:asciiTheme="majorHAnsi" w:eastAsiaTheme="majorEastAsia" w:hAnsiTheme="majorHAnsi" w:cstheme="majorBidi"/>
+        <w:rFonts/>
         <w:b/>
         <w:bCs/>
       </w:rPr>
@@ -4037,14 +3881,14 @@
     </w:tblStylePr>
     <w:tblStylePr w:type="firstCol">
       <w:rPr>
-        <w:rFonts w:asciiTheme="majorHAnsi" w:eastAsiaTheme="majorEastAsia" w:hAnsiTheme="majorHAnsi" w:cstheme="majorBidi"/>
+        <w:rFonts/>
         <w:b/>
         <w:bCs/>
       </w:rPr>
     </w:tblStylePr>
     <w:tblStylePr w:type="lastCol">
       <w:rPr>
-        <w:rFonts w:asciiTheme="majorHAnsi" w:eastAsiaTheme="majorEastAsia" w:hAnsiTheme="majorHAnsi" w:cstheme="majorBidi"/>
+        <w:rFonts/>
         <w:b/>
         <w:bCs/>
       </w:rPr>
@@ -5909,7 +5753,7 @@
     </w:tblPr>
     <w:tblStylePr w:type="firstRow">
       <w:rPr>
-        <w:rFonts w:asciiTheme="majorHAnsi" w:eastAsiaTheme="majorEastAsia" w:hAnsiTheme="majorHAnsi" w:cstheme="majorBidi"/>
+        <w:rFonts/>
       </w:rPr>
       <w:tblPr/>
       <w:tcPr>
@@ -5993,7 +5837,7 @@
     </w:tblPr>
     <w:tblStylePr w:type="firstRow">
       <w:rPr>
-        <w:rFonts w:asciiTheme="majorHAnsi" w:eastAsiaTheme="majorEastAsia" w:hAnsiTheme="majorHAnsi" w:cstheme="majorBidi"/>
+        <w:rFonts/>
       </w:rPr>
       <w:tblPr/>
       <w:tcPr>
@@ -6077,7 +5921,7 @@
     </w:tblPr>
     <w:tblStylePr w:type="firstRow">
       <w:rPr>
-        <w:rFonts w:asciiTheme="majorHAnsi" w:eastAsiaTheme="majorEastAsia" w:hAnsiTheme="majorHAnsi" w:cstheme="majorBidi"/>
+        <w:rFonts/>
       </w:rPr>
       <w:tblPr/>
       <w:tcPr>
@@ -6161,7 +6005,7 @@
     </w:tblPr>
     <w:tblStylePr w:type="firstRow">
       <w:rPr>
-        <w:rFonts w:asciiTheme="majorHAnsi" w:eastAsiaTheme="majorEastAsia" w:hAnsiTheme="majorHAnsi" w:cstheme="majorBidi"/>
+        <w:rFonts/>
       </w:rPr>
       <w:tblPr/>
       <w:tcPr>
@@ -6245,7 +6089,7 @@
     </w:tblPr>
     <w:tblStylePr w:type="firstRow">
       <w:rPr>
-        <w:rFonts w:asciiTheme="majorHAnsi" w:eastAsiaTheme="majorEastAsia" w:hAnsiTheme="majorHAnsi" w:cstheme="majorBidi"/>
+        <w:rFonts/>
       </w:rPr>
       <w:tblPr/>
       <w:tcPr>
@@ -6329,7 +6173,7 @@
     </w:tblPr>
     <w:tblStylePr w:type="firstRow">
       <w:rPr>
-        <w:rFonts w:asciiTheme="majorHAnsi" w:eastAsiaTheme="majorEastAsia" w:hAnsiTheme="majorHAnsi" w:cstheme="majorBidi"/>
+        <w:rFonts/>
       </w:rPr>
       <w:tblPr/>
       <w:tcPr>
@@ -6413,7 +6257,7 @@
     </w:tblPr>
     <w:tblStylePr w:type="firstRow">
       <w:rPr>
-        <w:rFonts w:asciiTheme="majorHAnsi" w:eastAsiaTheme="majorEastAsia" w:hAnsiTheme="majorHAnsi" w:cstheme="majorBidi"/>
+        <w:rFonts/>
       </w:rPr>
       <w:tblPr/>
       <w:tcPr>
@@ -6478,7 +6322,7 @@
       <w:spacing w:after="0" w:line="240" w:lineRule="auto"/>
     </w:pPr>
     <w:rPr>
-      <w:rFonts w:asciiTheme="majorHAnsi" w:eastAsiaTheme="majorEastAsia" w:hAnsiTheme="majorHAnsi" w:cstheme="majorBidi"/>
+      <w:rFonts/>
       <w:color w:val="000000" w:themeColor="text1"/>
     </w:rPr>
     <w:tblPr>
@@ -6606,7 +6450,7 @@
       <w:spacing w:after="0" w:line="240" w:lineRule="auto"/>
     </w:pPr>
     <w:rPr>
-      <w:rFonts w:asciiTheme="majorHAnsi" w:eastAsiaTheme="majorEastAsia" w:hAnsiTheme="majorHAnsi" w:cstheme="majorBidi"/>
+      <w:rFonts/>
       <w:color w:val="000000" w:themeColor="text1"/>
     </w:rPr>
     <w:tblPr>
@@ -6734,7 +6578,7 @@
       <w:spacing w:after="0" w:line="240" w:lineRule="auto"/>
     </w:pPr>
     <w:rPr>
-      <w:rFonts w:asciiTheme="majorHAnsi" w:eastAsiaTheme="majorEastAsia" w:hAnsiTheme="majorHAnsi" w:cstheme="majorBidi"/>
+      <w:rFonts/>
       <w:color w:val="000000" w:themeColor="text1"/>
     </w:rPr>
     <w:tblPr>
@@ -6862,7 +6706,7 @@
       <w:spacing w:after="0" w:line="240" w:lineRule="auto"/>
     </w:pPr>
     <w:rPr>
-      <w:rFonts w:asciiTheme="majorHAnsi" w:eastAsiaTheme="majorEastAsia" w:hAnsiTheme="majorHAnsi" w:cstheme="majorBidi"/>
+      <w:rFonts/>
       <w:color w:val="000000" w:themeColor="text1"/>
     </w:rPr>
     <w:tblPr>
@@ -6990,7 +6834,7 @@
       <w:spacing w:after="0" w:line="240" w:lineRule="auto"/>
     </w:pPr>
     <w:rPr>
-      <w:rFonts w:asciiTheme="majorHAnsi" w:eastAsiaTheme="majorEastAsia" w:hAnsiTheme="majorHAnsi" w:cstheme="majorBidi"/>
+      <w:rFonts/>
       <w:color w:val="000000" w:themeColor="text1"/>
     </w:rPr>
     <w:tblPr>
@@ -7118,7 +6962,7 @@
       <w:spacing w:after="0" w:line="240" w:lineRule="auto"/>
     </w:pPr>
     <w:rPr>
-      <w:rFonts w:asciiTheme="majorHAnsi" w:eastAsiaTheme="majorEastAsia" w:hAnsiTheme="majorHAnsi" w:cstheme="majorBidi"/>
+      <w:rFonts/>
       <w:color w:val="000000" w:themeColor="text1"/>
     </w:rPr>
     <w:tblPr>
@@ -7246,7 +7090,7 @@
       <w:spacing w:after="0" w:line="240" w:lineRule="auto"/>
     </w:pPr>
     <w:rPr>
-      <w:rFonts w:asciiTheme="majorHAnsi" w:eastAsiaTheme="majorEastAsia" w:hAnsiTheme="majorHAnsi" w:cstheme="majorBidi"/>
+      <w:rFonts/>
       <w:color w:val="000000" w:themeColor="text1"/>
     </w:rPr>
     <w:tblPr>
@@ -7885,7 +7729,7 @@
       <w:spacing w:after="0" w:line="240" w:lineRule="auto"/>
     </w:pPr>
     <w:rPr>
-      <w:rFonts w:asciiTheme="majorHAnsi" w:eastAsiaTheme="majorEastAsia" w:hAnsiTheme="majorHAnsi" w:cstheme="majorBidi"/>
+      <w:rFonts/>
       <w:color w:val="000000" w:themeColor="text1"/>
     </w:rPr>
     <w:tblPr>
@@ -8010,7 +7854,7 @@
       <w:spacing w:after="0" w:line="240" w:lineRule="auto"/>
     </w:pPr>
     <w:rPr>
-      <w:rFonts w:asciiTheme="majorHAnsi" w:eastAsiaTheme="majorEastAsia" w:hAnsiTheme="majorHAnsi" w:cstheme="majorBidi"/>
+      <w:rFonts/>
       <w:color w:val="000000" w:themeColor="text1"/>
     </w:rPr>
     <w:tblPr>
@@ -8135,7 +7979,7 @@
       <w:spacing w:after="0" w:line="240" w:lineRule="auto"/>
     </w:pPr>
     <w:rPr>
-      <w:rFonts w:asciiTheme="majorHAnsi" w:eastAsiaTheme="majorEastAsia" w:hAnsiTheme="majorHAnsi" w:cstheme="majorBidi"/>
+      <w:rFonts/>
       <w:color w:val="000000" w:themeColor="text1"/>
     </w:rPr>
     <w:tblPr>
@@ -8260,7 +8104,7 @@
       <w:spacing w:after="0" w:line="240" w:lineRule="auto"/>
     </w:pPr>
     <w:rPr>
-      <w:rFonts w:asciiTheme="majorHAnsi" w:eastAsiaTheme="majorEastAsia" w:hAnsiTheme="majorHAnsi" w:cstheme="majorBidi"/>
+      <w:rFonts/>
       <w:color w:val="000000" w:themeColor="text1"/>
     </w:rPr>
     <w:tblPr>
@@ -8385,7 +8229,7 @@
       <w:spacing w:after="0" w:line="240" w:lineRule="auto"/>
     </w:pPr>
     <w:rPr>
-      <w:rFonts w:asciiTheme="majorHAnsi" w:eastAsiaTheme="majorEastAsia" w:hAnsiTheme="majorHAnsi" w:cstheme="majorBidi"/>
+      <w:rFonts/>
       <w:color w:val="000000" w:themeColor="text1"/>
     </w:rPr>
     <w:tblPr>
@@ -8510,7 +8354,7 @@
       <w:spacing w:after="0" w:line="240" w:lineRule="auto"/>
     </w:pPr>
     <w:rPr>
-      <w:rFonts w:asciiTheme="majorHAnsi" w:eastAsiaTheme="majorEastAsia" w:hAnsiTheme="majorHAnsi" w:cstheme="majorBidi"/>
+      <w:rFonts/>
       <w:color w:val="000000" w:themeColor="text1"/>
     </w:rPr>
     <w:tblPr>
@@ -8635,7 +8479,7 @@
       <w:spacing w:after="0" w:line="240" w:lineRule="auto"/>
     </w:pPr>
     <w:rPr>
-      <w:rFonts w:asciiTheme="majorHAnsi" w:eastAsiaTheme="majorEastAsia" w:hAnsiTheme="majorHAnsi" w:cstheme="majorBidi"/>
+      <w:rFonts/>
       <w:color w:val="000000" w:themeColor="text1"/>
     </w:rPr>
     <w:tblPr>

--- a/az/discovery-articles/1.7 Kompas.docx
+++ b/az/discovery-articles/1.7 Kompas.docx
@@ -32,7 +32,7 @@
         <w:rPr>
           <w:sz w:val="20"/>
         </w:rPr>
-        <w:t>Dövr: təxminən e.ə. 200-cü il (Çində maqnit daşlı ilk kompaslar); təxminən eramızın 1100-cü ili (Çində, daha sonra Avropada naviqasiyada istifadə) | Əsas iştirakçılar: Han və Sun dövrlərinin Çin ustaları; sonralar İslam dünyasının və Avropanın dənizçiləri</w:t>
+        <w:t>Dövr: təxminən e.ə. 200-cü il — Çində maqnit daşı ilə işləyən ilk istiqamətgöstəricilər; eramızın təxminən 1100-cü ili — Çində, daha sonra Avropada dəniz səfərlərində istifadə | Əsas iştirakçılar: Han və Sun sülalələri dövrünün Çin ustaları; sonralar İslam dünyasının və Avropanın dənizçiləri</w:t>
       </w:r>
     </w:p>
     <w:p>
@@ -40,7 +40,7 @@
         <w:widowControl/>
       </w:pPr>
       <w:r>
-        <w:t>Maqnit kompasının əqrəbi Yerin maqnit sahəsi boyunca yönələrək istiqaməti göstərir. Çində yaranan bu alət sonralar açıq dəniz səfərlərinin bələdçisinə çevrildi.</w:t>
+        <w:t>Kompasın maqnit əqrəbi Yerin maqnit sahəsinin təsiri ilə müəyyən istiqamətə dönərək cəhətləri tapmağa kömək edir. Çində yaranan bu alət sonralar sahildən uzaqda üzən dənizçilərin əsas bələdçilərindən birinə çevrildi.</w:t>
       </w:r>
     </w:p>
     <w:p>
@@ -58,7 +58,7 @@
         <w:widowControl/>
       </w:pPr>
       <w:r>
-        <w:t>Təbii maqnit xassəli dəmir filizi olan maqnit daşı qədim Çində məlum idi.</w:t>
+        <w:t>Təbii maqnit xassəsi olan dəmir filizi — maqnit daşı — qədim Çində tanınırdı.</w:t>
       </w:r>
     </w:p>
     <w:p>
@@ -67,7 +67,7 @@
         <w:widowControl/>
       </w:pPr>
       <w:r>
-        <w:t>Orta əsrlərdə Çində artıq maqnitlə istiqamət müəyyənləşdirilirdi.</w:t>
+        <w:t>Orta əsrlərdə Çində maqnitin köməyi ilə cəhətləri müəyyənləşdirirdilər.</w:t>
       </w:r>
     </w:p>
     <w:p>
@@ -76,7 +76,7 @@
         <w:widowControl/>
       </w:pPr>
       <w:r>
-        <w:t>Sun dövrünün mənbələrində naviqasiya kompasları təsvir olunur.</w:t>
+        <w:t>Sun sülaləsi dövrünə aid mənbələrdə dəniz səfərlərində işlədilən kompaslar təsvir olunur.</w:t>
       </w:r>
     </w:p>
     <w:p>
@@ -85,7 +85,7 @@
         <w:widowControl/>
       </w:pPr>
       <w:r>
-        <w:t>Alət orta əsrlərin sonrakı dövrlərində İslam dünyasına və Avropaya çatdı.</w:t>
+        <w:t>Kompas orta əsrlərin sonrakı mərhələlərində İslam dünyasına və Avropaya da yayıldı.</w:t>
       </w:r>
     </w:p>
     <w:p>
@@ -94,7 +94,7 @@
         <w:widowControl/>
       </w:pPr>
       <w:r>
-        <w:t>Sahilin görünmədiyi yerlərdə daha etibarlı səfərləri mümkün etdi.</w:t>
+        <w:t>Sahil gözdən itəndə belə istiqaməti müəyyənləşdirməyə imkan verərək dəniz səfərlərini daha etibarlı etdi.</w:t>
       </w:r>
     </w:p>
     <w:p>
@@ -103,15 +103,7 @@
         <w:widowControl/>
       </w:pPr>
       <w:r>
-        <w:t>Bu nədir</w:t>
-      </w:r>
-    </w:p>
-    <w:p>
-      <w:pPr>
-        <w:widowControl/>
-      </w:pPr>
-      <w:r>
-        <w:t>Kompas sərbəst fırlanıb Yerin maqnit sahəsi boyunca dayanan kiçik maqnitdir; çox vaxt əqrəb formasında olur. Bir ucu təxminən maqnit şimalını göstərir; Çin ənənəsində isə çox vaxt cənuba yönələn uca diqqət yetirilirdi. Kompas üçün Günəşi və ya ulduzları görmək lazım deyil. Buludlu havada, gecə və ya açıq dənizdə tanış nişanələr görünməyəndə belə dənizçiyə və karvana istiqamət verir. Sanki sakitcə yol göstərən kiçik bir oxdur.</w:t>
+        <w:t>Bu nədir?</w:t>
       </w:r>
     </w:p>
     <w:p>
@@ -120,15 +112,7 @@
         <w:widowControl/>
       </w:pPr>
       <w:r>
-        <w:t>Kim kəşf edib və ya yaradıb</w:t>
-      </w:r>
-    </w:p>
-    <w:p>
-      <w:pPr>
-        <w:widowControl/>
-      </w:pPr>
-      <w:r>
-        <w:t>İlk maqnitli istiqamətgöstəriciləri Çin alimləri və sənətkarları hazırladılar. Əvvəlki alətlərdə təbii maqnit mineralından, sonralar isə maqnitləndirilmiş dəmir əqrəbdən istifadə olunurdu. Tək bir ixtiraçının adı etibarlı şəkildə məlum deyil. İnsanlar bəzi daşların müəyyən istiqamətə yönəldiyini müşahidə etdilər, sonra bu təbii xassədən lövhə üzərində və ya su qabında istifadə etdilər.</w:t>
+        <w:t>Kompasın əsas hissəsi sərbəst dönə bilən kiçik maqnitdir. Adətən əqrəb şəklində olan bu maqnit Yerin maqnit sahəsinin təsiri ilə şimal–cənub istiqamətində dayanır. Onun bir ucu təxminən maqnit şimalını göstərir. Çin ənənəsində isə çox vaxt əqrəbin cənuba yönələn ucuna əsaslanırdılar.</w:t>
       </w:r>
     </w:p>
     <w:p>
@@ -137,15 +121,61 @@
         <w:widowControl/>
       </w:pPr>
       <w:r>
-        <w:t>Nə vaxt və necə yaranıb</w:t>
+        <w:t>Kompasla cəhətləri tapmaq üçün Günəşi və ya ulduzları görmək lazım deyil. Göy üzü buludlu olanda, gecə vaxtı və ya açıq dənizdə ətrafda heç bir tanış nişanə görünməyəndə də ondan istifadə etmək olur. Kiçik bir əqrəb həm dənizçilərə, həm də karvanlara yollarını müəyyənləşdirməkdə kömək edir.</w:t>
       </w:r>
     </w:p>
     <w:p>
       <w:pPr>
+        <w:pStyle w:val="Heading1"/>
         <w:widowControl/>
       </w:pPr>
       <w:r>
-        <w:t>Han dövrünün mətnlərində artıq maqnit daşlarından danışılır. Kompasın naviqasiyada istifadəsi Sun sülaləsi dövründə, X–XIII əsrlərdə aydın sənədləşdirilib. Sonralar alət İslam dünyasında və Avropada yayıldı, Aralıq dənizi və Atlantik səfərlərində mühüm vasitəyə çevrildi. Ticarət ehtiyacları, tikililərin yerini ənənəvi inanclara görə seçmək təcrübəsi və sənətkarlıq onun inkişafında rol oynadı.</w:t>
+        <w:t>Kim yaradıb?</w:t>
+      </w:r>
+    </w:p>
+    <w:p>
+      <w:pPr>
+        <w:pStyle w:val="Heading1"/>
+        <w:widowControl/>
+      </w:pPr>
+      <w:r>
+        <w:t>İlk maqnitli istiqamətgöstəriciləri Çin alimləri və sənətkarları hazırlayıblar. Əvvəlcə təbii maqnit daşından, sonralar isə maqnitləndirilmiş dəmir əqrəbdən istifadə olunub. Lakin bu ixtiranı konkret bir şəxsin adı ilə bağlamağa imkan verən etibarlı məlumat yoxdur.</w:t>
+      </w:r>
+    </w:p>
+    <w:p>
+      <w:pPr>
+        <w:pStyle w:val="Heading1"/>
+        <w:widowControl/>
+      </w:pPr>
+      <w:r>
+        <w:t>İnsanlar maqnit daşının sərbəst hərəkət edə bildikdə müəyyən istiqamətə döndüyünü müşahidə etmişdilər. Sonra bu xüsusiyyətdən yararlanaraq lövhə üzərində və ya su dolu qabda işləyən istiqamətgöstəricilər düzəltdilər.</w:t>
+      </w:r>
+    </w:p>
+    <w:p>
+      <w:pPr>
+        <w:pStyle w:val="Heading1"/>
+        <w:widowControl/>
+      </w:pPr>
+      <w:r>
+        <w:t>Nə vaxt və necə yaranıb?</w:t>
+      </w:r>
+    </w:p>
+    <w:p>
+      <w:pPr>
+        <w:pStyle w:val="Heading1"/>
+        <w:widowControl/>
+      </w:pPr>
+      <w:r>
+        <w:t>Han sülaləsi dövrünə aid mətnlərdə maqnit daşından bəhs olunur. Kompasın dənizçilikdə istifadəsinə dair aydın yazılı məlumatlar isə Sun sülaləsi dövrünə — X–XIII əsrlərə aiddir.</w:t>
+      </w:r>
+    </w:p>
+    <w:p>
+      <w:pPr>
+        <w:pStyle w:val="Heading1"/>
+        <w:widowControl/>
+      </w:pPr>
+      <w:r>
+        <w:t>Sonralar kompas İslam dünyasında və Avropada yayıldı, Aralıq dənizində və Atlantik okeanında səfərə çıxanların mühüm alətinə çevrildi. Ticarətin genişlənməsi, ənənəvi inanclara uyğun olaraq tikililər üçün yer və istiqamət seçilməsi, eləcə də ustaların təcrübəsi onun təkmilləşməsində rol oynadı.</w:t>
       </w:r>
     </w:p>
     <w:p>
@@ -159,10 +189,20 @@
     </w:p>
     <w:p>
       <w:pPr>
+        <w:pStyle w:val="Heading1"/>
         <w:widowControl/>
       </w:pPr>
       <w:r>
-        <w:t>Kompas Yerin gözlə görünməyən xassəsini — maqnit sahəsini — gündəlik səfərlərlə əlaqələndirdi. O, əfsanəyə deyil, təkrarlanan göstərişə əsaslanan erkən elmi cihazdır. Eyni zamanda yeni suallar yaratdı: əqrəb niyə hərəkət edir, xəritədəki şimal niyə maqnit şimalı ilə tam üst-üstə düşmür, sahə zamanla necə dəyişir? Sonrakı fizika bu suallara cavab axtardı.</w:t>
+        <w:t>Kompas Yerin gözlə görünməyən maqnit sahəsindən gündəlik həyatda istifadə etməyə imkan verdi. Onunla istiqamət müəyyənləşdirmək əfsanə və təxminlərə deyil, təkrar yoxlana bilən göstərişlərə əsaslanırdı. Bu baxımdan kompas ilk elmi cihazlardan biri sayılır.</w:t>
+      </w:r>
+    </w:p>
+    <w:p>
+      <w:pPr>
+        <w:pStyle w:val="Heading1"/>
+        <w:widowControl/>
+      </w:pPr>
+      <w:r>
+        <w:t>Eyni zamanda, bu alət yeni suallar doğururdu: əqrəbi hərəkətə gətirən nədir? Nə üçün onun göstərdiyi şimal xəritədəki şimalla tam üst-üstə düşmür? Yerin maqnit sahəsi zaman keçdikcə necə dəyişir? Sonrakı dövrlərdə fiziklər bu suallara cavab axtardılar.</w:t>
       </w:r>
     </w:p>
     <w:p>
@@ -176,10 +216,11 @@
     </w:p>
     <w:p>
       <w:pPr>
+        <w:pStyle w:val="Heading1"/>
         <w:widowControl/>
       </w:pPr>
       <w:r>
-        <w:t>Kompas xəritələrin faydasını artırdı və daha uzaq səfərlərə imkan verdi. O, üstürlab, sonralar sekstant və daha sonra qlobal mövqetəyinetmə sistemi olan GPS ilə birlikdə yol tapmaq vasitələri sırasında yer aldı. Maqnit kompasları gəmi və təyyarələrdə elektron sistemlərə ehtiyat vasitə kimi indi də işlədilir. Maqnetizmdən sonralar elektrik mühərriklərində, generatorlarda və məlumat saxlama qurğularında da istifadə olundu.</w:t>
+        <w:t>Kompas xəritədən istifadəni asanlaşdırdı və daha uzaq səfərlərə çıxmağa kömək etdi. Göy cisimlərinə əsasən mövqeyi müəyyənləşdirmək üçün işlədilən üstürlab, sonralar sekstant və daha sonra peyklərlə mövqeyi təyin edən GPS sistemi ilə yanaşı, yol tapmaq vasitələri arasında öz yerini tutdu.</w:t>
       </w:r>
     </w:p>
     <w:p>
@@ -188,15 +229,43 @@
         <w:widowControl/>
       </w:pPr>
       <w:r>
-        <w:t>İnsan həyatını necə dəyişib</w:t>
+        <w:t>Bu gün də gəmi və təyyarələrdə elektron sistemlərə əlavə olaraq maqnit kompasından ehtiyat vasitə kimi istifadə edilir. Maqnetizmin tətbiqi isə istiqamət göstərməklə məhdudlaşmadı: sonralar elektrik mühərriklərində, generatorlarda və məlumat saxlama qurğularında da maqnit xassələrindən yararlanıldı.</w:t>
       </w:r>
     </w:p>
     <w:p>
       <w:pPr>
+        <w:pStyle w:val="Heading1"/>
         <w:widowControl/>
       </w:pPr>
       <w:r>
-        <w:t>Açıq okeanda ticarət və kəşfiyyat sahil görünməyəndə istiqaməti bilməkdən asılı idi. Bu imkan xəritələri, imperiyaları və xalqlar arasındakı əlaqələri dəyişdi; həm mübadiləyə, həm də işğallara şərait yaratdı. Kompas gündəlik həyatda cib alətinə, sonra maqnit sensorları və peyk məlumatlarından istifadə edən telefon tətbiqinə çevrildi. Sadə bir fiziki xassənin etibarlı göstəriciyə çevrilməsi insanların hərəkət imkanlarını genişləndirdi.</w:t>
+        <w:t>İnsan həyatını necə dəyişib?</w:t>
+      </w:r>
+    </w:p>
+    <w:p>
+      <w:pPr>
+        <w:pStyle w:val="Heading1"/>
+        <w:widowControl/>
+      </w:pPr>
+      <w:r>
+        <w:t>Açıq okeanda ticarət və yeni torpaqları araşdırmaq üçün sahil görünməyəndə də istiqaməti bilmək lazım idi. Kompas bu ehtiyacı ödəməyə kömək etdi. Uzaq səfərlər xəritələri dəyişdirdi, imperiyaların genişlənməsinə və xalqlar arasında əlaqələrin artmasına yol açdı. Bu əlaqələr həm mal və bilik mübadiləsinə, həm də işğallara şərait yaratdı.</w:t>
+      </w:r>
+    </w:p>
+    <w:p>
+      <w:pPr>
+        <w:pStyle w:val="Heading1"/>
+        <w:widowControl/>
+      </w:pPr>
+      <w:r>
+        <w:t>Zamanla kompas cibdə daşınan adi alətə çevrildi. Bu gün isə telefonlarda maqnit sensorlarından və peyk məlumatlarından yararlanan tətbiqlər istiqaməti və yolu tapmağa kömək edir.</w:t>
+      </w:r>
+    </w:p>
+    <w:p>
+      <w:pPr>
+        <w:pStyle w:val="Heading1"/>
+        <w:widowControl/>
+      </w:pPr>
+      <w:r>
+        <w:t>İnsanlar təbiətdəki bir xüsusiyyəti müşahidə edib ondan etibarlı yolgöstərən düzəltdilər. Kiçik bir əqrəb onların daha uzaqlara gedə bilməsinə imkan verdi.</w:t>
       </w:r>
     </w:p>
     <w:p>
@@ -217,7 +286,7 @@
         <w:rPr>
           <w:sz w:val="20"/>
         </w:rPr>
-        <w:t>C Qurumların materialları və ensiklopedik mənbələr</w:t>
+        <w:t>Qurumların materialları və ensiklopedik mənbələr</w:t>
       </w:r>
     </w:p>
     <w:p>
@@ -277,7 +346,7 @@
         <w:rPr>
           <w:sz w:val="20"/>
         </w:rPr>
-        <w:t>D Muzey arxiv və kitabxana materialları</w:t>
+        <w:t>Muzey arxiv və kitabxana materialları</w:t>
       </w:r>
     </w:p>
     <w:p>
